--- a/outputs/14_交易复盘_2026-09-18.docx
+++ b/outputs/14_交易复盘_2026-09-18.docx
@@ -190,7 +190,7 @@
                 <w:rFonts w:ascii="Times New Roman" w:hAnsi="Times New Roman" w:eastAsia="宋体"/>
                 <w:sz w:val="20"/>
               </w:rPr>
-              <w:t>96.73万元（20.0%）</w:t>
+              <w:t>96.66万元（20.0%）</w:t>
             </w:r>
           </w:p>
         </w:tc>
@@ -228,7 +228,7 @@
                 <w:rFonts w:ascii="Times New Roman" w:hAnsi="Times New Roman" w:eastAsia="宋体"/>
                 <w:sz w:val="20"/>
               </w:rPr>
-              <w:t>33</w:t>
+              <w:t>34</w:t>
             </w:r>
           </w:p>
         </w:tc>
@@ -1260,7 +1260,7 @@
                 <w:rFonts w:ascii="Times New Roman" w:hAnsi="Times New Roman" w:eastAsia="宋体"/>
                 <w:sz w:val="18"/>
               </w:rPr>
-              <w:t>11800</w:t>
+              <w:t>10300</w:t>
             </w:r>
           </w:p>
         </w:tc>
@@ -2250,7 +2250,7 @@
                 <w:rFonts w:ascii="Times New Roman" w:hAnsi="Times New Roman" w:eastAsia="宋体"/>
                 <w:sz w:val="18"/>
               </w:rPr>
-              <w:t>1000</w:t>
+              <w:t>1300</w:t>
             </w:r>
           </w:p>
         </w:tc>
@@ -2268,7 +2268,7 @@
                 <w:rFonts w:ascii="Times New Roman" w:hAnsi="Times New Roman" w:eastAsia="宋体"/>
                 <w:sz w:val="18"/>
               </w:rPr>
-              <w:t>157.7</w:t>
+              <w:t>158.081</w:t>
             </w:r>
           </w:p>
         </w:tc>
@@ -2286,7 +2286,7 @@
                 <w:rFonts w:ascii="Times New Roman" w:hAnsi="Times New Roman" w:eastAsia="宋体"/>
                 <w:sz w:val="18"/>
               </w:rPr>
-              <w:t>157.7</w:t>
+              <w:t>158.08076923076922</w:t>
             </w:r>
           </w:p>
         </w:tc>
